--- a/Python for Algorithmic Trading/NCKH/Bài stock toán/submission/APFM_submission/06_Cover_Letter.docx
+++ b/Python for Algorithmic Trading/NCKH/Bài stock toán/submission/APFM_submission/06_Cover_Letter.docx
@@ -77,7 +77,7 @@
         <w:pStyle w:val="BodyText"/>
       </w:pPr>
       <w:r>
-        <w:t xml:space="preserve">The paper fits the journal’s focus on Asia-Pacific financial markets, financial econometrics and risk management. It reports its null results (no horizon dependence for the purged pair; no evidence of contagion) and its limitations (a single capitalization-weight snapshot; no exchange-published mid-cap series at all frequencies) alongside the main findings. The R code that reproduces every table and figure is supplied as Online Resource 1.</w:t>
+        <w:t xml:space="preserve">The paper falls within the journal’s scope of financial engineering as it defines the term: it is an empirical study of Asia-Pacific market data that combines financial time series methods (multiscale and multifractal cross-correlation analysis of intraday and daily returns) with portfolio analysis and risk management (the variance cost of static correlations for multi-capitalization allocations). It reports its null results (no horizon dependence for the purged pair; no evidence of contagion) and its limitations (a single capitalization-weight snapshot; no exchange-published mid-cap series at all frequencies) alongside the main findings. The R code that reproduces every table and figure is supplied as Online Resource 1.</w:t>
       </w:r>
     </w:p>
     <w:p>
